--- a/Защита информации/Информационная безопасность инетрнет-магазина.docx
+++ b/Защита информации/Информационная безопасность инетрнет-магазина.docx
@@ -1020,8 +1020,8 @@
             <w:r>
               <w:rPr>
                 <w:rFonts w:ascii="Times New Roman" w:eastAsia="Times New Roman" w:hAnsi="Times New Roman" w:cs="Times New Roman"/>
-                <w:sz w:val="22"/>
-                <w:szCs w:val="22"/>
+                <w:sz w:val="26"/>
+                <w:szCs w:val="26"/>
                 <w:lang w:val="ru-RU"/>
               </w:rPr>
               <w:t>Д.А. Миков</w:t>
@@ -1308,7 +1308,26 @@
           <w:sz w:val="28"/>
           <w:szCs w:val="28"/>
         </w:rPr>
-        <w:t xml:space="preserve">Интернет-магазин как автоматизированная система одновременно является публичным веб‑сервисом, обрабатывающим персональные данные клиентов, и элементом платёжного контура, где критична защита платёжных реквизитов, устойчивость к мошенничеству и доступность 24/7. </w:t>
+        <w:t xml:space="preserve">Интернет-магазин как автоматизированная система одновременно является публичным веб‑сервисом, обрабатывающим персональные данные клиентов, и элементом платёжного контура, где критична защита платёжных реквизитов, устойчивость к мошенничеству и </w:t>
+      </w:r>
+      <w:r>
+        <w:rPr>
+          <w:rFonts w:ascii="Times New Roman" w:hAnsi="Times New Roman" w:cs="Times New Roman"/>
+          <w:color w:val="000000" w:themeColor="text1"/>
+          <w:sz w:val="28"/>
+          <w:szCs w:val="28"/>
+          <w:lang w:val="ru-RU"/>
+        </w:rPr>
+        <w:t>круглосуточная доступность.</w:t>
+      </w:r>
+      <w:r>
+        <w:rPr>
+          <w:rFonts w:ascii="Times New Roman" w:hAnsi="Times New Roman" w:cs="Times New Roman"/>
+          <w:color w:val="000000" w:themeColor="text1"/>
+          <w:sz w:val="28"/>
+          <w:szCs w:val="28"/>
+        </w:rPr>
+        <w:t xml:space="preserve"> </w:t>
       </w:r>
       <w:bookmarkStart w:id="2" w:name="X38c13d19ab015cfdc95e96ddcb2e20da4a479c2"/>
     </w:p>
@@ -1351,87 +1370,26 @@
           <w:sz w:val="28"/>
           <w:szCs w:val="28"/>
         </w:rPr>
-        <w:t xml:space="preserve"> это совокупность публичных и внутренних компонентов: веб‑витрина и/или мобильное приложение, </w:t>
-      </w:r>
-      <w:proofErr w:type="spellStart"/>
-      <w:r>
-        <w:rPr>
-          <w:rFonts w:ascii="Times New Roman" w:hAnsi="Times New Roman" w:cs="Times New Roman"/>
-          <w:color w:val="000000" w:themeColor="text1"/>
-          <w:sz w:val="28"/>
-          <w:szCs w:val="28"/>
-        </w:rPr>
-        <w:t>backend</w:t>
-      </w:r>
-      <w:proofErr w:type="spellEnd"/>
-      <w:r>
-        <w:rPr>
-          <w:rFonts w:ascii="Times New Roman" w:hAnsi="Times New Roman" w:cs="Times New Roman"/>
-          <w:color w:val="000000" w:themeColor="text1"/>
-          <w:sz w:val="28"/>
-          <w:szCs w:val="28"/>
-        </w:rPr>
-        <w:t xml:space="preserve"> (каталог, цены/акции, корзина, оформление заказа, управление доставкой, личный кабинет), API для партнёров и интеграций, административная панель, контуры хранения (БД, поисковый индекс, кэш, очереди), а также внешние сервисы (</w:t>
-      </w:r>
-      <w:proofErr w:type="spellStart"/>
-      <w:r>
-        <w:rPr>
-          <w:rFonts w:ascii="Times New Roman" w:hAnsi="Times New Roman" w:cs="Times New Roman"/>
-          <w:color w:val="000000" w:themeColor="text1"/>
-          <w:sz w:val="28"/>
-          <w:szCs w:val="28"/>
-        </w:rPr>
-        <w:t>платёжн</w:t>
-      </w:r>
-      <w:r>
-        <w:rPr>
-          <w:rFonts w:ascii="Times New Roman" w:hAnsi="Times New Roman" w:cs="Times New Roman"/>
-          <w:color w:val="000000" w:themeColor="text1"/>
-          <w:sz w:val="28"/>
-          <w:szCs w:val="28"/>
-          <w:lang w:val="ru-RU"/>
-        </w:rPr>
-        <w:t>ая</w:t>
-      </w:r>
-      <w:proofErr w:type="spellEnd"/>
-      <w:r>
-        <w:rPr>
-          <w:rFonts w:ascii="Times New Roman" w:hAnsi="Times New Roman" w:cs="Times New Roman"/>
-          <w:color w:val="000000" w:themeColor="text1"/>
-          <w:sz w:val="28"/>
-          <w:szCs w:val="28"/>
-          <w:lang w:val="ru-RU"/>
-        </w:rPr>
-        <w:t xml:space="preserve"> система</w:t>
-      </w:r>
-      <w:r>
-        <w:rPr>
-          <w:rFonts w:ascii="Times New Roman" w:hAnsi="Times New Roman" w:cs="Times New Roman"/>
-          <w:color w:val="000000" w:themeColor="text1"/>
-          <w:sz w:val="28"/>
-          <w:szCs w:val="28"/>
-        </w:rPr>
-        <w:t xml:space="preserve">, доставка, </w:t>
-      </w:r>
-      <w:proofErr w:type="spellStart"/>
-      <w:r>
-        <w:rPr>
-          <w:rFonts w:ascii="Times New Roman" w:hAnsi="Times New Roman" w:cs="Times New Roman"/>
-          <w:color w:val="000000" w:themeColor="text1"/>
-          <w:sz w:val="28"/>
-          <w:szCs w:val="28"/>
-        </w:rPr>
-        <w:t>email</w:t>
-      </w:r>
-      <w:proofErr w:type="spellEnd"/>
-      <w:r>
-        <w:rPr>
-          <w:rFonts w:ascii="Times New Roman" w:hAnsi="Times New Roman" w:cs="Times New Roman"/>
-          <w:color w:val="000000" w:themeColor="text1"/>
-          <w:sz w:val="28"/>
-          <w:szCs w:val="28"/>
-        </w:rPr>
-        <w:t>/SMS‑рассылки,</w:t>
+        <w:t xml:space="preserve"> это совокупность публичных и внутренних компонентов: веб‑витрина и/или мобильное приложение, backend (каталог, цены/акции, корзина, оформление заказа, управление доставкой, личный кабинет), API для партнёров и интеграций, административная панель, контуры хранения (БД, поисковый индекс, кэш, очереди), а также внешние сервисы (платёжн</w:t>
+      </w:r>
+      <w:r>
+        <w:rPr>
+          <w:rFonts w:ascii="Times New Roman" w:hAnsi="Times New Roman" w:cs="Times New Roman"/>
+          <w:color w:val="000000" w:themeColor="text1"/>
+          <w:sz w:val="28"/>
+          <w:szCs w:val="28"/>
+          <w:lang w:val="ru-RU"/>
+        </w:rPr>
+        <w:t>ая система</w:t>
+      </w:r>
+      <w:r>
+        <w:rPr>
+          <w:rFonts w:ascii="Times New Roman" w:hAnsi="Times New Roman" w:cs="Times New Roman"/>
+          <w:color w:val="000000" w:themeColor="text1"/>
+          <w:sz w:val="28"/>
+          <w:szCs w:val="28"/>
+        </w:rPr>
+        <w:t>, доставка, email/SMS‑рассылки,</w:t>
       </w:r>
       <w:r>
         <w:rPr>
@@ -1558,7 +1516,7 @@
           <w:color w:val="000000" w:themeColor="text1"/>
           <w:sz w:val="28"/>
           <w:szCs w:val="28"/>
-          <w:lang w:val="en-US"/>
+          <w:lang w:val="ru-RU"/>
         </w:rPr>
       </w:pPr>
       <w:r>
@@ -1607,27 +1565,7 @@
           <w:sz w:val="28"/>
           <w:szCs w:val="28"/>
         </w:rPr>
-        <w:t xml:space="preserve">данные клиента (ФИО, телефон, </w:t>
-      </w:r>
-      <w:proofErr w:type="spellStart"/>
-      <w:r>
-        <w:rPr>
-          <w:rFonts w:ascii="Times New Roman" w:hAnsi="Times New Roman" w:cs="Times New Roman"/>
-          <w:color w:val="000000" w:themeColor="text1"/>
-          <w:sz w:val="28"/>
-          <w:szCs w:val="28"/>
-        </w:rPr>
-        <w:t>email</w:t>
-      </w:r>
-      <w:proofErr w:type="spellEnd"/>
-      <w:r>
-        <w:rPr>
-          <w:rFonts w:ascii="Times New Roman" w:hAnsi="Times New Roman" w:cs="Times New Roman"/>
-          <w:color w:val="000000" w:themeColor="text1"/>
-          <w:sz w:val="28"/>
-          <w:szCs w:val="28"/>
-        </w:rPr>
-        <w:t>, адрес доставки, история заказов)</w:t>
+        <w:t>данные клиента (ФИО, телефон, email, адрес доставки, история заказов)</w:t>
       </w:r>
       <w:r>
         <w:rPr>
@@ -1883,27 +1821,7 @@
           <w:sz w:val="28"/>
           <w:szCs w:val="28"/>
         </w:rPr>
-        <w:t xml:space="preserve"> к данным и функциям системы делятся на: публичный доступ (браузер/мобильное приложение), программный доступ (API партнёров, интеграции с доставкой), и привилегированный доступ (админ‑панель, доступ </w:t>
-      </w:r>
-      <w:proofErr w:type="spellStart"/>
-      <w:r>
-        <w:rPr>
-          <w:rFonts w:ascii="Times New Roman" w:hAnsi="Times New Roman" w:cs="Times New Roman"/>
-          <w:color w:val="000000" w:themeColor="text1"/>
-          <w:sz w:val="28"/>
-          <w:szCs w:val="28"/>
-        </w:rPr>
-        <w:t>DevOps</w:t>
-      </w:r>
-      <w:proofErr w:type="spellEnd"/>
-      <w:r>
-        <w:rPr>
-          <w:rFonts w:ascii="Times New Roman" w:hAnsi="Times New Roman" w:cs="Times New Roman"/>
-          <w:color w:val="000000" w:themeColor="text1"/>
-          <w:sz w:val="28"/>
-          <w:szCs w:val="28"/>
-        </w:rPr>
-        <w:t xml:space="preserve"> к инфраструктуре, доступ службы поддержки к данным клиентов). </w:t>
+        <w:t xml:space="preserve"> к данным и функциям системы делятся на: публичный доступ (браузер/мобильное приложение), программный доступ (API партнёров, интеграции с доставкой), и привилегированный доступ (админ‑панель, доступ DevOps к инфраструктуре, доступ службы поддержки к данным клиентов). </w:t>
       </w:r>
       <w:r>
         <w:rPr>
@@ -2453,29 +2371,7 @@
           <w:szCs w:val="28"/>
           <w:lang w:val="ru-RU"/>
         </w:rPr>
-        <w:t xml:space="preserve"> угрозы доступности, направленные на вывод сайта из строя, например через перегрузку сервера запросами (</w:t>
-      </w:r>
-      <w:proofErr w:type="spellStart"/>
-      <w:r>
-        <w:rPr>
-          <w:rFonts w:ascii="Times New Roman" w:hAnsi="Times New Roman" w:cs="Times New Roman"/>
-          <w:color w:val="000000" w:themeColor="text1"/>
-          <w:sz w:val="28"/>
-          <w:szCs w:val="28"/>
-          <w:lang w:val="ru-RU"/>
-        </w:rPr>
-        <w:t>DDoS</w:t>
-      </w:r>
-      <w:proofErr w:type="spellEnd"/>
-      <w:r>
-        <w:rPr>
-          <w:rFonts w:ascii="Times New Roman" w:hAnsi="Times New Roman" w:cs="Times New Roman"/>
-          <w:color w:val="000000" w:themeColor="text1"/>
-          <w:sz w:val="28"/>
-          <w:szCs w:val="28"/>
-          <w:lang w:val="ru-RU"/>
-        </w:rPr>
-        <w:t>-атаки).</w:t>
+        <w:t xml:space="preserve"> угрозы доступности, направленные на вывод сайта из строя, например через перегрузку сервера запросами (DDoS-атаки).</w:t>
       </w:r>
     </w:p>
     <w:p>
@@ -2603,51 +2499,7 @@
           <w:szCs w:val="28"/>
           <w:lang w:val="ru-RU"/>
         </w:rPr>
-        <w:t xml:space="preserve">Значительную долю инцидентов составляют автоматизированные атаки. Боты массово перебирают логины и пароли, используя ранее утёкшие базы данных (этот метод называют </w:t>
-      </w:r>
-      <w:proofErr w:type="spellStart"/>
-      <w:r>
-        <w:rPr>
-          <w:rFonts w:ascii="Times New Roman" w:hAnsi="Times New Roman" w:cs="Times New Roman"/>
-          <w:color w:val="000000" w:themeColor="text1"/>
-          <w:sz w:val="28"/>
-          <w:szCs w:val="28"/>
-          <w:lang w:val="ru-RU"/>
-        </w:rPr>
-        <w:t>credential</w:t>
-      </w:r>
-      <w:proofErr w:type="spellEnd"/>
-      <w:r>
-        <w:rPr>
-          <w:rFonts w:ascii="Times New Roman" w:hAnsi="Times New Roman" w:cs="Times New Roman"/>
-          <w:color w:val="000000" w:themeColor="text1"/>
-          <w:sz w:val="28"/>
-          <w:szCs w:val="28"/>
-          <w:lang w:val="ru-RU"/>
-        </w:rPr>
-        <w:t xml:space="preserve"> </w:t>
-      </w:r>
-      <w:proofErr w:type="spellStart"/>
-      <w:r>
-        <w:rPr>
-          <w:rFonts w:ascii="Times New Roman" w:hAnsi="Times New Roman" w:cs="Times New Roman"/>
-          <w:color w:val="000000" w:themeColor="text1"/>
-          <w:sz w:val="28"/>
-          <w:szCs w:val="28"/>
-          <w:lang w:val="ru-RU"/>
-        </w:rPr>
-        <w:t>stuffing</w:t>
-      </w:r>
-      <w:proofErr w:type="spellEnd"/>
-      <w:r>
-        <w:rPr>
-          <w:rFonts w:ascii="Times New Roman" w:hAnsi="Times New Roman" w:cs="Times New Roman"/>
-          <w:color w:val="000000" w:themeColor="text1"/>
-          <w:sz w:val="28"/>
-          <w:szCs w:val="28"/>
-          <w:lang w:val="ru-RU"/>
-        </w:rPr>
-        <w:t>), проверяют уязвимости, перебирают купоны и промокоды или автоматически копируют каталог и цены. Такие действия могут приводить к финансовым потерям и создавать серьёзную нагрузку на систему.</w:t>
+        <w:t>Значительную долю инцидентов составляют автоматизированные атаки. Боты массово перебирают логины и пароли, используя ранее утёкшие базы данных (этот метод называют credential stuffing), проверяют уязвимости, перебирают купоны и промокоды или автоматически копируют каталог и цены. Такие действия могут приводить к финансовым потерям и создавать серьёзную нагрузку на систему.</w:t>
       </w:r>
     </w:p>
     <w:p>
@@ -2912,51 +2764,7 @@
           <w:szCs w:val="28"/>
           <w:lang w:val="ru-RU"/>
         </w:rPr>
-        <w:t xml:space="preserve"> это конкретные технические и организационные инструменты, которые используются для снижения рисков. К ним относятся межсетевые экраны (</w:t>
-      </w:r>
-      <w:proofErr w:type="spellStart"/>
-      <w:r>
-        <w:rPr>
-          <w:rFonts w:ascii="Times New Roman" w:hAnsi="Times New Roman" w:cs="Times New Roman"/>
-          <w:color w:val="000000" w:themeColor="text1"/>
-          <w:sz w:val="28"/>
-          <w:szCs w:val="28"/>
-          <w:lang w:val="ru-RU"/>
-        </w:rPr>
-        <w:t>firewall</w:t>
-      </w:r>
-      <w:proofErr w:type="spellEnd"/>
-      <w:r>
-        <w:rPr>
-          <w:rFonts w:ascii="Times New Roman" w:hAnsi="Times New Roman" w:cs="Times New Roman"/>
-          <w:color w:val="000000" w:themeColor="text1"/>
-          <w:sz w:val="28"/>
-          <w:szCs w:val="28"/>
-          <w:lang w:val="ru-RU"/>
-        </w:rPr>
-        <w:t xml:space="preserve">) для фильтрации трафика, WAF (Web Application Firewall) для защиты веб-приложений от типовых атак, системы обнаружения вторжений, </w:t>
-      </w:r>
-      <w:proofErr w:type="spellStart"/>
-      <w:r>
-        <w:rPr>
-          <w:rFonts w:ascii="Times New Roman" w:hAnsi="Times New Roman" w:cs="Times New Roman"/>
-          <w:color w:val="000000" w:themeColor="text1"/>
-          <w:sz w:val="28"/>
-          <w:szCs w:val="28"/>
-          <w:lang w:val="ru-RU"/>
-        </w:rPr>
-        <w:t>антибот</w:t>
-      </w:r>
-      <w:proofErr w:type="spellEnd"/>
-      <w:r>
-        <w:rPr>
-          <w:rFonts w:ascii="Times New Roman" w:hAnsi="Times New Roman" w:cs="Times New Roman"/>
-          <w:color w:val="000000" w:themeColor="text1"/>
-          <w:sz w:val="28"/>
-          <w:szCs w:val="28"/>
-          <w:lang w:val="ru-RU"/>
-        </w:rPr>
-        <w:t>-решения, механизмы многофакторной аутентификации и строгой политики паролей. Для защиты данных применяются шифрование при передаче и хранении, резервное копирование и контроль доступа по принципу минимальных привилегий. Важную роль играют системы журналирования и мониторинга, позволяющие фиксировать события и выявлять подозрительную активность. На уровне разработки используются проверка кода, сканирование уязвимостей и контроль сторонних компонентов.</w:t>
+        <w:t xml:space="preserve"> это конкретные технические и организационные инструменты, которые используются для снижения рисков. К ним относятся межсетевые экраны (firewall) для фильтрации трафика, WAF (Web Application Firewall) для защиты веб-приложений от типовых атак, системы обнаружения вторжений, антибот-решения, механизмы многофакторной аутентификации и строгой политики паролей. Для защиты данных применяются шифрование при передаче и хранении, резервное копирование и контроль доступа по принципу минимальных привилегий. Важную роль играют системы журналирования и мониторинга, позволяющие фиксировать события и выявлять подозрительную активность. На уровне разработки используются проверка кода, сканирование уязвимостей и контроль сторонних компонентов.</w:t>
       </w:r>
     </w:p>
     <w:p>
@@ -3033,18 +2841,7 @@
           <w:szCs w:val="28"/>
           <w:lang w:val="ru-RU"/>
         </w:rPr>
-        <w:t xml:space="preserve"> разделение </w:t>
-      </w:r>
-      <w:r>
-        <w:rPr>
-          <w:rFonts w:ascii="Times New Roman" w:hAnsi="Times New Roman" w:cs="Times New Roman"/>
-          <w:color w:val="000000" w:themeColor="text1"/>
-          <w:sz w:val="28"/>
-          <w:szCs w:val="28"/>
-          <w:lang w:val="ru-RU"/>
-        </w:rPr>
-        <w:lastRenderedPageBreak/>
-        <w:t>инфраструктуры на изолированные зоны. Используется регулярное обновление программного обеспечения для устранения известных уязвимостей. Вводится обязательная проверка изменений перед публикацией кода и разграничение полномочий сотрудников. Для борьбы с автоматизированными атаками внедряются ограничения частоты запросов, CAPTCHA и анализ поведенческих аномалий. В совокупности эти меры позволяют не только предотвратить атаки, но и быстро обнаружить их на ранней стадии и минимизировать последствия.</w:t>
+        <w:t xml:space="preserve"> разделение инфраструктуры на изолированные зоны. Используется регулярное обновление программного обеспечения для устранения известных уязвимостей. Вводится обязательная проверка изменений перед публикацией кода и разграничение полномочий сотрудников. Для борьбы с автоматизированными атаками внедряются ограничения частоты запросов, CAPTCHA и анализ поведенческих аномалий. В совокупности эти меры позволяют не только предотвратить атаки, но и быстро обнаружить их на ранней стадии и минимизировать последствия.</w:t>
       </w:r>
     </w:p>
     <w:p>
@@ -3105,7 +2902,6 @@
         </w:rPr>
         <w:t xml:space="preserve">Рационально строить защиту интернет‑магазина как </w:t>
       </w:r>
-      <w:proofErr w:type="spellStart"/>
       <w:r>
         <w:rPr>
           <w:rFonts w:ascii="Times New Roman" w:hAnsi="Times New Roman" w:cs="Times New Roman"/>
@@ -3115,7 +2911,6 @@
         </w:rPr>
         <w:t>defense‑in‑depth</w:t>
       </w:r>
-      <w:proofErr w:type="spellEnd"/>
       <w:r>
         <w:rPr>
           <w:rFonts w:ascii="Times New Roman" w:hAnsi="Times New Roman" w:cs="Times New Roman"/>
@@ -3368,17 +3163,7 @@
           <w:sz w:val="28"/>
           <w:szCs w:val="28"/>
         </w:rPr>
-        <w:t xml:space="preserve">TLS 1.3 как </w:t>
-      </w:r>
-      <w:r>
-        <w:rPr>
-          <w:rFonts w:ascii="Times New Roman" w:hAnsi="Times New Roman" w:cs="Times New Roman"/>
-          <w:color w:val="000000" w:themeColor="text1"/>
-          <w:sz w:val="28"/>
-          <w:szCs w:val="28"/>
-        </w:rPr>
-        <w:lastRenderedPageBreak/>
-        <w:t>современного базового протокола, запрет небезопасных протоколов</w:t>
+        <w:t>TLS 1.3 как современного базового протокола, запрет небезопасных протоколов</w:t>
       </w:r>
       <w:r>
         <w:rPr>
@@ -3390,25 +3175,14 @@
         </w:rPr>
         <w:t>, з</w:t>
       </w:r>
-      <w:proofErr w:type="spellStart"/>
-      <w:r>
-        <w:rPr>
-          <w:rFonts w:ascii="Times New Roman" w:hAnsi="Times New Roman" w:cs="Times New Roman"/>
-          <w:color w:val="000000" w:themeColor="text1"/>
-          <w:sz w:val="28"/>
-          <w:szCs w:val="28"/>
-        </w:rPr>
-        <w:t>ащита</w:t>
-      </w:r>
-      <w:proofErr w:type="spellEnd"/>
-      <w:r>
-        <w:rPr>
-          <w:rFonts w:ascii="Times New Roman" w:hAnsi="Times New Roman" w:cs="Times New Roman"/>
-          <w:color w:val="000000" w:themeColor="text1"/>
-          <w:sz w:val="28"/>
-          <w:szCs w:val="28"/>
-        </w:rPr>
-        <w:t xml:space="preserve"> фронтенда от скимминга/инъекций скриптов</w:t>
+      <w:r>
+        <w:rPr>
+          <w:rFonts w:ascii="Times New Roman" w:hAnsi="Times New Roman" w:cs="Times New Roman"/>
+          <w:color w:val="000000" w:themeColor="text1"/>
+          <w:sz w:val="28"/>
+          <w:szCs w:val="28"/>
+        </w:rPr>
+        <w:t>ащита фронтенда от скимминга/инъекций скриптов</w:t>
       </w:r>
       <w:r>
         <w:rPr>
@@ -3455,47 +3229,7 @@
           <w:sz w:val="28"/>
           <w:szCs w:val="28"/>
         </w:rPr>
-        <w:t xml:space="preserve">DETECT (обнаружение): полноценные </w:t>
-      </w:r>
-      <w:proofErr w:type="spellStart"/>
-      <w:r>
-        <w:rPr>
-          <w:rFonts w:ascii="Times New Roman" w:hAnsi="Times New Roman" w:cs="Times New Roman"/>
-          <w:color w:val="000000" w:themeColor="text1"/>
-          <w:sz w:val="28"/>
-          <w:szCs w:val="28"/>
-        </w:rPr>
-        <w:t>security</w:t>
-      </w:r>
-      <w:proofErr w:type="spellEnd"/>
-      <w:r>
-        <w:rPr>
-          <w:rFonts w:ascii="Times New Roman" w:hAnsi="Times New Roman" w:cs="Times New Roman"/>
-          <w:color w:val="000000" w:themeColor="text1"/>
-          <w:sz w:val="28"/>
-          <w:szCs w:val="28"/>
-        </w:rPr>
-        <w:t xml:space="preserve">‑логи (аутентификация, контроль доступа, платежные действия, изменения цен/скидок, возвраты, административные операции), корреляция и </w:t>
-      </w:r>
-      <w:proofErr w:type="spellStart"/>
-      <w:r>
-        <w:rPr>
-          <w:rFonts w:ascii="Times New Roman" w:hAnsi="Times New Roman" w:cs="Times New Roman"/>
-          <w:color w:val="000000" w:themeColor="text1"/>
-          <w:sz w:val="28"/>
-          <w:szCs w:val="28"/>
-        </w:rPr>
-        <w:t>алертинг</w:t>
-      </w:r>
-      <w:proofErr w:type="spellEnd"/>
-      <w:r>
-        <w:rPr>
-          <w:rFonts w:ascii="Times New Roman" w:hAnsi="Times New Roman" w:cs="Times New Roman"/>
-          <w:color w:val="000000" w:themeColor="text1"/>
-          <w:sz w:val="28"/>
-          <w:szCs w:val="28"/>
-        </w:rPr>
-        <w:t xml:space="preserve">. </w:t>
+        <w:t xml:space="preserve">DETECT (обнаружение): полноценные security‑логи (аутентификация, контроль доступа, платежные действия, изменения цен/скидок, возвраты, административные операции), корреляция и алертинг. </w:t>
       </w:r>
     </w:p>
     <w:p>
@@ -3603,7 +3337,7 @@
           <w:color w:val="000000" w:themeColor="text1"/>
           <w:sz w:val="28"/>
           <w:szCs w:val="28"/>
-          <w:lang w:val="en-US"/>
+          <w:lang w:val="ru-RU"/>
         </w:rPr>
       </w:pPr>
       <w:bookmarkStart w:id="6" w:name="средства-защиты-и-практики-внедрения"/>
@@ -3661,47 +3395,7 @@
           <w:sz w:val="28"/>
           <w:szCs w:val="28"/>
         </w:rPr>
-        <w:t xml:space="preserve">SBOM (Software Bill </w:t>
-      </w:r>
-      <w:proofErr w:type="spellStart"/>
-      <w:r>
-        <w:rPr>
-          <w:rFonts w:ascii="Times New Roman" w:hAnsi="Times New Roman" w:cs="Times New Roman"/>
-          <w:color w:val="000000" w:themeColor="text1"/>
-          <w:sz w:val="28"/>
-          <w:szCs w:val="28"/>
-        </w:rPr>
-        <w:t>of</w:t>
-      </w:r>
-      <w:proofErr w:type="spellEnd"/>
-      <w:r>
-        <w:rPr>
-          <w:rFonts w:ascii="Times New Roman" w:hAnsi="Times New Roman" w:cs="Times New Roman"/>
-          <w:color w:val="000000" w:themeColor="text1"/>
-          <w:sz w:val="28"/>
-          <w:szCs w:val="28"/>
-        </w:rPr>
-        <w:t xml:space="preserve"> </w:t>
-      </w:r>
-      <w:proofErr w:type="spellStart"/>
-      <w:r>
-        <w:rPr>
-          <w:rFonts w:ascii="Times New Roman" w:hAnsi="Times New Roman" w:cs="Times New Roman"/>
-          <w:color w:val="000000" w:themeColor="text1"/>
-          <w:sz w:val="28"/>
-          <w:szCs w:val="28"/>
-        </w:rPr>
-        <w:t>Materials</w:t>
-      </w:r>
-      <w:proofErr w:type="spellEnd"/>
-      <w:r>
-        <w:rPr>
-          <w:rFonts w:ascii="Times New Roman" w:hAnsi="Times New Roman" w:cs="Times New Roman"/>
-          <w:color w:val="000000" w:themeColor="text1"/>
-          <w:sz w:val="28"/>
-          <w:szCs w:val="28"/>
-        </w:rPr>
-        <w:t>) как формальный перечень компонентов и связей поставок</w:t>
+        <w:t>SBOM (Software Bill of Materials) как формальный перечень компонентов и связей поставок</w:t>
       </w:r>
       <w:r>
         <w:rPr>
@@ -3805,28 +3499,7 @@
           <w:sz w:val="28"/>
           <w:szCs w:val="28"/>
         </w:rPr>
-        <w:lastRenderedPageBreak/>
-        <w:t xml:space="preserve">OWASP SCVS как практический стандарт оценки и улучшения </w:t>
-      </w:r>
-      <w:proofErr w:type="spellStart"/>
-      <w:r>
-        <w:rPr>
-          <w:rFonts w:ascii="Times New Roman" w:hAnsi="Times New Roman" w:cs="Times New Roman"/>
-          <w:color w:val="000000" w:themeColor="text1"/>
-          <w:sz w:val="28"/>
-          <w:szCs w:val="28"/>
-        </w:rPr>
-        <w:t>assurance</w:t>
-      </w:r>
-      <w:proofErr w:type="spellEnd"/>
-      <w:r>
-        <w:rPr>
-          <w:rFonts w:ascii="Times New Roman" w:hAnsi="Times New Roman" w:cs="Times New Roman"/>
-          <w:color w:val="000000" w:themeColor="text1"/>
-          <w:sz w:val="28"/>
-          <w:szCs w:val="28"/>
-        </w:rPr>
-        <w:t xml:space="preserve"> цепочки поставок компонентов.</w:t>
+        <w:t>OWASP SCVS как практический стандарт оценки и улучшения assurance цепочки поставок компонентов.</w:t>
       </w:r>
       <w:r>
         <w:rPr>
@@ -3945,27 +3618,7 @@
           <w:sz w:val="28"/>
           <w:szCs w:val="28"/>
         </w:rPr>
-        <w:t>Это системы, которые контролируют, кто и с какими правами может работать с системой. PAM (</w:t>
-      </w:r>
-      <w:proofErr w:type="spellStart"/>
-      <w:r>
-        <w:rPr>
-          <w:rFonts w:ascii="Times New Roman" w:hAnsi="Times New Roman" w:cs="Times New Roman"/>
-          <w:color w:val="000000" w:themeColor="text1"/>
-          <w:sz w:val="28"/>
-          <w:szCs w:val="28"/>
-        </w:rPr>
-        <w:t>Privileged</w:t>
-      </w:r>
-      <w:proofErr w:type="spellEnd"/>
-      <w:r>
-        <w:rPr>
-          <w:rFonts w:ascii="Times New Roman" w:hAnsi="Times New Roman" w:cs="Times New Roman"/>
-          <w:color w:val="000000" w:themeColor="text1"/>
-          <w:sz w:val="28"/>
-          <w:szCs w:val="28"/>
-        </w:rPr>
-        <w:t xml:space="preserve"> Access Management) особенно следит за «привилегированными» аккаунтами </w:t>
+        <w:t xml:space="preserve">Это системы, которые контролируют, кто и с какими правами может работать с системой. PAM (Privileged Access Management) особенно следит за «привилегированными» аккаунтами </w:t>
       </w:r>
       <w:r>
         <w:rPr>
@@ -4038,47 +3691,7 @@
           <w:sz w:val="28"/>
           <w:szCs w:val="28"/>
         </w:rPr>
-        <w:t>WAF/API‑</w:t>
-      </w:r>
-      <w:proofErr w:type="spellStart"/>
-      <w:r>
-        <w:rPr>
-          <w:rFonts w:ascii="Times New Roman" w:hAnsi="Times New Roman" w:cs="Times New Roman"/>
-          <w:color w:val="000000" w:themeColor="text1"/>
-          <w:sz w:val="28"/>
-          <w:szCs w:val="28"/>
-        </w:rPr>
-        <w:t>gateway</w:t>
-      </w:r>
-      <w:proofErr w:type="spellEnd"/>
-      <w:r>
-        <w:rPr>
-          <w:rFonts w:ascii="Times New Roman" w:hAnsi="Times New Roman" w:cs="Times New Roman"/>
-          <w:color w:val="000000" w:themeColor="text1"/>
-          <w:sz w:val="28"/>
-          <w:szCs w:val="28"/>
-        </w:rPr>
-        <w:t xml:space="preserve"> и </w:t>
-      </w:r>
-      <w:proofErr w:type="spellStart"/>
-      <w:r>
-        <w:rPr>
-          <w:rFonts w:ascii="Times New Roman" w:hAnsi="Times New Roman" w:cs="Times New Roman"/>
-          <w:color w:val="000000" w:themeColor="text1"/>
-          <w:sz w:val="28"/>
-          <w:szCs w:val="28"/>
-        </w:rPr>
-        <w:t>антибот</w:t>
-      </w:r>
-      <w:proofErr w:type="spellEnd"/>
-      <w:r>
-        <w:rPr>
-          <w:rFonts w:ascii="Times New Roman" w:hAnsi="Times New Roman" w:cs="Times New Roman"/>
-          <w:color w:val="000000" w:themeColor="text1"/>
-          <w:sz w:val="28"/>
-          <w:szCs w:val="28"/>
-        </w:rPr>
-        <w:t>‑контроли против автоматизированных атак</w:t>
+        <w:t>WAF/API‑gateway и антибот‑контроли против автоматизированных атак</w:t>
       </w:r>
       <w:r>
         <w:rPr>
@@ -4107,19 +3720,8 @@
           <w:szCs w:val="28"/>
         </w:rPr>
         <w:noBreakHyphen/>
-        <w:t xml:space="preserve">шлюзы защищают веб-приложения и API от вредоносного трафика и атак. </w:t>
-      </w:r>
-      <w:proofErr w:type="spellStart"/>
-      <w:r>
-        <w:rPr>
-          <w:rFonts w:ascii="Times New Roman" w:hAnsi="Times New Roman" w:cs="Times New Roman"/>
-          <w:color w:val="000000" w:themeColor="text1"/>
-          <w:sz w:val="28"/>
-          <w:szCs w:val="28"/>
-        </w:rPr>
-        <w:t>Антибот</w:t>
-      </w:r>
-      <w:proofErr w:type="spellEnd"/>
+        <w:t>шлюзы защищают веб-приложения и API от вредоносного трафика и атак. Антибот</w:t>
+      </w:r>
       <w:r>
         <w:rPr>
           <w:rFonts w:ascii="Times New Roman" w:hAnsi="Times New Roman" w:cs="Times New Roman"/>
@@ -4159,27 +3761,15 @@
         </w:rPr>
         <w:t>С</w:t>
       </w:r>
-      <w:proofErr w:type="spellStart"/>
-      <w:r>
-        <w:rPr>
-          <w:rFonts w:ascii="Times New Roman" w:hAnsi="Times New Roman" w:cs="Times New Roman"/>
-          <w:color w:val="000000" w:themeColor="text1"/>
-          <w:sz w:val="28"/>
-          <w:szCs w:val="28"/>
-        </w:rPr>
-        <w:t>канирование</w:t>
-      </w:r>
-      <w:proofErr w:type="spellEnd"/>
-      <w:r>
-        <w:rPr>
-          <w:rFonts w:ascii="Times New Roman" w:hAnsi="Times New Roman" w:cs="Times New Roman"/>
-          <w:color w:val="000000" w:themeColor="text1"/>
-          <w:sz w:val="28"/>
-          <w:szCs w:val="28"/>
-        </w:rPr>
-        <w:t xml:space="preserve"> уязвимостей и тестирование как часть </w:t>
-      </w:r>
-      <w:proofErr w:type="spellStart"/>
+      <w:r>
+        <w:rPr>
+          <w:rFonts w:ascii="Times New Roman" w:hAnsi="Times New Roman" w:cs="Times New Roman"/>
+          <w:color w:val="000000" w:themeColor="text1"/>
+          <w:sz w:val="28"/>
+          <w:szCs w:val="28"/>
+        </w:rPr>
+        <w:t xml:space="preserve">канирование уязвимостей и тестирование как часть </w:t>
+      </w:r>
       <w:r>
         <w:rPr>
           <w:rFonts w:ascii="Times New Roman" w:hAnsi="Times New Roman" w:cs="Times New Roman"/>
@@ -4189,7 +3779,6 @@
         </w:rPr>
         <w:t>жизненн</w:t>
       </w:r>
-      <w:proofErr w:type="spellEnd"/>
       <w:r>
         <w:rPr>
           <w:rFonts w:ascii="Times New Roman" w:hAnsi="Times New Roman" w:cs="Times New Roman"/>
@@ -4267,25 +3856,14 @@
         </w:rPr>
         <w:t>С</w:t>
       </w:r>
-      <w:proofErr w:type="spellStart"/>
-      <w:r>
-        <w:rPr>
-          <w:rFonts w:ascii="Times New Roman" w:hAnsi="Times New Roman" w:cs="Times New Roman"/>
-          <w:color w:val="000000" w:themeColor="text1"/>
-          <w:sz w:val="28"/>
-          <w:szCs w:val="28"/>
-        </w:rPr>
-        <w:t>екрет</w:t>
-      </w:r>
-      <w:proofErr w:type="spellEnd"/>
-      <w:r>
-        <w:rPr>
-          <w:rFonts w:ascii="Times New Roman" w:hAnsi="Times New Roman" w:cs="Times New Roman"/>
-          <w:color w:val="000000" w:themeColor="text1"/>
-          <w:sz w:val="28"/>
-          <w:szCs w:val="28"/>
-        </w:rPr>
-        <w:t>‑менеджмент и предотвращение утечек ключей</w:t>
+      <w:r>
+        <w:rPr>
+          <w:rFonts w:ascii="Times New Roman" w:hAnsi="Times New Roman" w:cs="Times New Roman"/>
+          <w:color w:val="000000" w:themeColor="text1"/>
+          <w:sz w:val="28"/>
+          <w:szCs w:val="28"/>
+        </w:rPr>
+        <w:t>екрет‑менеджмент и предотвращение утечек ключей</w:t>
       </w:r>
       <w:r>
         <w:rPr>
@@ -4304,17 +3882,7 @@
           <w:sz w:val="28"/>
           <w:szCs w:val="28"/>
         </w:rPr>
-        <w:t xml:space="preserve">Это системы для безопасного хранения паролей, API-ключей, токенов и других чувствительных </w:t>
-      </w:r>
-      <w:r>
-        <w:rPr>
-          <w:rFonts w:ascii="Times New Roman" w:hAnsi="Times New Roman" w:cs="Times New Roman"/>
-          <w:color w:val="000000" w:themeColor="text1"/>
-          <w:sz w:val="28"/>
-          <w:szCs w:val="28"/>
-        </w:rPr>
-        <w:lastRenderedPageBreak/>
-        <w:t>данных. Они предотвращают случайное раскрытие секретов, например, в коде или логах.</w:t>
+        <w:t>Это системы для безопасного хранения паролей, API-ключей, токенов и других чувствительных данных. Они предотвращают случайное раскрытие секретов, например, в коде или логах.</w:t>
       </w:r>
     </w:p>
     <w:p>
@@ -4345,25 +3913,14 @@
         </w:rPr>
         <w:t>Р</w:t>
       </w:r>
-      <w:proofErr w:type="spellStart"/>
-      <w:r>
-        <w:rPr>
-          <w:rFonts w:ascii="Times New Roman" w:hAnsi="Times New Roman" w:cs="Times New Roman"/>
-          <w:color w:val="000000" w:themeColor="text1"/>
-          <w:sz w:val="28"/>
-          <w:szCs w:val="28"/>
-        </w:rPr>
-        <w:t>езервирование</w:t>
-      </w:r>
-      <w:proofErr w:type="spellEnd"/>
-      <w:r>
-        <w:rPr>
-          <w:rFonts w:ascii="Times New Roman" w:hAnsi="Times New Roman" w:cs="Times New Roman"/>
-          <w:color w:val="000000" w:themeColor="text1"/>
-          <w:sz w:val="28"/>
-          <w:szCs w:val="28"/>
-        </w:rPr>
-        <w:t xml:space="preserve"> и изоляция бэкапов с регулярными проверками восстановления. </w:t>
+      <w:r>
+        <w:rPr>
+          <w:rFonts w:ascii="Times New Roman" w:hAnsi="Times New Roman" w:cs="Times New Roman"/>
+          <w:color w:val="000000" w:themeColor="text1"/>
+          <w:sz w:val="28"/>
+          <w:szCs w:val="28"/>
+        </w:rPr>
+        <w:t xml:space="preserve">езервирование и изоляция бэкапов с регулярными проверками восстановления. </w:t>
       </w:r>
     </w:p>
     <w:p>
@@ -4388,51 +3945,7 @@
           <w:szCs w:val="28"/>
           <w:lang w:val="ru-RU"/>
         </w:rPr>
-        <w:t>Практические методы обеспечения безопасности интернет‑магазина строятся на принципе многоуровневой защиты (</w:t>
-      </w:r>
-      <w:proofErr w:type="spellStart"/>
-      <w:r>
-        <w:rPr>
-          <w:rFonts w:ascii="Times New Roman" w:hAnsi="Times New Roman" w:cs="Times New Roman"/>
-          <w:color w:val="000000" w:themeColor="text1"/>
-          <w:sz w:val="28"/>
-          <w:szCs w:val="28"/>
-          <w:lang w:val="ru-RU"/>
-        </w:rPr>
-        <w:t>defense‑in‑depth</w:t>
-      </w:r>
-      <w:proofErr w:type="spellEnd"/>
-      <w:r>
-        <w:rPr>
-          <w:rFonts w:ascii="Times New Roman" w:hAnsi="Times New Roman" w:cs="Times New Roman"/>
-          <w:color w:val="000000" w:themeColor="text1"/>
-          <w:sz w:val="28"/>
-          <w:szCs w:val="28"/>
-          <w:lang w:val="ru-RU"/>
-        </w:rPr>
-        <w:t xml:space="preserve">), но при этом должны быть интегрированы в управляемую модель </w:t>
-      </w:r>
-      <w:proofErr w:type="spellStart"/>
-      <w:r>
-        <w:rPr>
-          <w:rFonts w:ascii="Times New Roman" w:hAnsi="Times New Roman" w:cs="Times New Roman"/>
-          <w:color w:val="000000" w:themeColor="text1"/>
-          <w:sz w:val="28"/>
-          <w:szCs w:val="28"/>
-          <w:lang w:val="ru-RU"/>
-        </w:rPr>
-        <w:t>киберрисков</w:t>
-      </w:r>
-      <w:proofErr w:type="spellEnd"/>
-      <w:r>
-        <w:rPr>
-          <w:rFonts w:ascii="Times New Roman" w:hAnsi="Times New Roman" w:cs="Times New Roman"/>
-          <w:color w:val="000000" w:themeColor="text1"/>
-          <w:sz w:val="28"/>
-          <w:szCs w:val="28"/>
-          <w:lang w:val="ru-RU"/>
-        </w:rPr>
-        <w:t>. Такой подход позволяет не просто внедрять отдельные технологии, а формировать согласованную систему: от стратегического управления (GOVERN) и идентификации активов (IDENTIFY) до защиты (PROTECT), мониторинга (DETECT), реагирования (RESPOND) и восстановления (RECOVER).</w:t>
+        <w:t>Практические методы обеспечения безопасности интернет‑магазина строятся на принципе многоуровневой защиты (defense‑in‑depth), но при этом должны быть интегрированы в управляемую модель киберрисков. Такой подход позволяет не просто внедрять отдельные технологии, а формировать согласованную систему: от стратегического управления (GOVERN) и идентификации активов (IDENTIFY) до защиты (PROTECT), мониторинга (DETECT), реагирования (RESPOND) и восстановления (RECOVER).</w:t>
       </w:r>
     </w:p>
     <w:p>
@@ -4523,7 +4036,6 @@
           <w:szCs w:val="32"/>
           <w:lang w:val="ru-RU"/>
         </w:rPr>
-        <w:lastRenderedPageBreak/>
         <w:t>Заключение</w:t>
       </w:r>
     </w:p>
@@ -4596,51 +4108,7 @@
           <w:szCs w:val="28"/>
           <w:lang w:val="ru-RU"/>
         </w:rPr>
-        <w:t xml:space="preserve">На операционном уровне ключевыми являются управление доступом (IAM/PAM), защитные шлюзы и WAF, </w:t>
-      </w:r>
-      <w:proofErr w:type="spellStart"/>
-      <w:r>
-        <w:rPr>
-          <w:rFonts w:ascii="Times New Roman" w:hAnsi="Times New Roman" w:cs="Times New Roman"/>
-          <w:color w:val="000000" w:themeColor="text1"/>
-          <w:sz w:val="28"/>
-          <w:szCs w:val="28"/>
-          <w:lang w:val="ru-RU"/>
-        </w:rPr>
-        <w:t>антибот</w:t>
-      </w:r>
-      <w:proofErr w:type="spellEnd"/>
-      <w:r>
-        <w:rPr>
-          <w:rFonts w:ascii="Times New Roman" w:hAnsi="Times New Roman" w:cs="Times New Roman"/>
-          <w:color w:val="000000" w:themeColor="text1"/>
-          <w:sz w:val="28"/>
-          <w:szCs w:val="28"/>
-          <w:lang w:val="ru-RU"/>
-        </w:rPr>
-        <w:t>‑контроли, сканирование уязвимостей, секрет‑менеджмент и резервирование данных. Совокупное применение этих мер формирует многоуровневую систему защиты (</w:t>
-      </w:r>
-      <w:proofErr w:type="spellStart"/>
-      <w:r>
-        <w:rPr>
-          <w:rFonts w:ascii="Times New Roman" w:hAnsi="Times New Roman" w:cs="Times New Roman"/>
-          <w:color w:val="000000" w:themeColor="text1"/>
-          <w:sz w:val="28"/>
-          <w:szCs w:val="28"/>
-          <w:lang w:val="ru-RU"/>
-        </w:rPr>
-        <w:t>defense‑in‑depth</w:t>
-      </w:r>
-      <w:proofErr w:type="spellEnd"/>
-      <w:r>
-        <w:rPr>
-          <w:rFonts w:ascii="Times New Roman" w:hAnsi="Times New Roman" w:cs="Times New Roman"/>
-          <w:color w:val="000000" w:themeColor="text1"/>
-          <w:sz w:val="28"/>
-          <w:szCs w:val="28"/>
-          <w:lang w:val="ru-RU"/>
-        </w:rPr>
-        <w:t>), позволяющую своевременно обнаруживать угрозы, минимизировать последствия инцидентов и обеспечивать восстановление критически важных сервисов.</w:t>
+        <w:t>На операционном уровне ключевыми являются управление доступом (IAM/PAM), защитные шлюзы и WAF, антибот‑контроли, сканирование уязвимостей, секрет‑менеджмент и резервирование данных. Совокупное применение этих мер формирует многоуровневую систему защиты (defense‑in‑depth), позволяющую своевременно обнаруживать угрозы, минимизировать последствия инцидентов и обеспечивать восстановление критически важных сервисов.</w:t>
       </w:r>
     </w:p>
     <w:p>
@@ -5773,6 +5241,7 @@
   <w:style w:type="character" w:default="1" w:styleId="a0">
     <w:name w:val="Default Paragraph Font"/>
     <w:uiPriority w:val="1"/>
+    <w:semiHidden/>
     <w:unhideWhenUsed/>
   </w:style>
   <w:style w:type="table" w:default="1" w:styleId="a1">
